--- a/9_Documentacion/Ventas y Gastos/Arquitectura/BI_Informe_Modelo_Datos_VAOPE_VentasGastos_V4.docx
+++ b/9_Documentacion/Ventas y Gastos/Arquitectura/BI_Informe_Modelo_Datos_VAOPE_VentasGastos_V4.docx
@@ -22,7 +22,10 @@
         <w:t>3</w:t>
       </w:r>
       <w:r>
-        <w:t>:40</w:t>
+        <w:t>:4</w:t>
+      </w:r>
+      <w:r>
+        <w:t>1</w:t>
       </w:r>
       <w:r>
         <w:br/>
@@ -455,23 +458,7 @@
               <w:cnfStyle w:val="000000100000" w:firstRow="0" w:lastRow="0" w:firstColumn="0" w:lastColumn="0" w:oddVBand="0" w:evenVBand="0" w:oddHBand="1" w:evenHBand="0" w:firstRowFirstColumn="0" w:firstRowLastColumn="0" w:lastRowFirstColumn="0" w:lastRowLastColumn="0"/>
             </w:pPr>
             <w:r>
-              <w:t>Se agregó a dim</w:t>
-            </w:r>
-            <w:proofErr w:type="spellStart"/>
-            <w:r>
-              <w:t>eventos</w:t>
-            </w:r>
-            <w:proofErr w:type="spellEnd"/>
-            <w:r>
-              <w:t xml:space="preserve"> </w:t>
-            </w:r>
-            <w:proofErr w:type="spellStart"/>
-            <w:r>
-              <w:t>Categoria</w:t>
-            </w:r>
-            <w:proofErr w:type="spellEnd"/>
-            <w:r>
-              <w:t xml:space="preserve"> y Stock</w:t>
+              <w:t>Se agregó a dimeventos Categoria y Stock</w:t>
             </w:r>
           </w:p>
         </w:tc>
@@ -4704,11 +4691,9 @@
             <w:tcW w:w="2332" w:type="dxa"/>
           </w:tcPr>
           <w:p>
-            <w:proofErr w:type="spellStart"/>
             <w:r>
               <w:t>NombreCuenta</w:t>
             </w:r>
-            <w:proofErr w:type="spellEnd"/>
           </w:p>
         </w:tc>
         <w:tc>
@@ -5102,11 +5087,9 @@
             <w:tcW w:w="2227" w:type="dxa"/>
           </w:tcPr>
           <w:p>
-            <w:proofErr w:type="spellStart"/>
             <w:r>
               <w:t>Subcategoria</w:t>
             </w:r>
-            <w:proofErr w:type="spellEnd"/>
           </w:p>
         </w:tc>
         <w:tc>
@@ -5424,11 +5407,9 @@
             <w:tcW w:w="2371" w:type="dxa"/>
           </w:tcPr>
           <w:p>
-            <w:proofErr w:type="spellStart"/>
             <w:r>
               <w:t>EstadoFactura</w:t>
             </w:r>
-            <w:proofErr w:type="spellEnd"/>
           </w:p>
         </w:tc>
         <w:tc>
@@ -5668,11 +5649,9 @@
             <w:tcW w:w="2180" w:type="dxa"/>
           </w:tcPr>
           <w:p>
-            <w:proofErr w:type="spellStart"/>
             <w:r>
               <w:t>NombreEvento</w:t>
             </w:r>
-            <w:proofErr w:type="spellEnd"/>
           </w:p>
         </w:tc>
         <w:tc>
@@ -5744,11 +5723,9 @@
             <w:tcW w:w="2180" w:type="dxa"/>
           </w:tcPr>
           <w:p>
-            <w:proofErr w:type="spellStart"/>
             <w:r>
               <w:t>FechaInicio</w:t>
             </w:r>
-            <w:proofErr w:type="spellEnd"/>
           </w:p>
         </w:tc>
         <w:tc>
@@ -5817,11 +5794,9 @@
             <w:tcW w:w="2180" w:type="dxa"/>
           </w:tcPr>
           <w:p>
-            <w:proofErr w:type="spellStart"/>
             <w:r>
               <w:t>FechaFin</w:t>
             </w:r>
-            <w:proofErr w:type="spellEnd"/>
           </w:p>
         </w:tc>
         <w:tc>
@@ -5893,11 +5868,9 @@
             <w:tcW w:w="2180" w:type="dxa"/>
           </w:tcPr>
           <w:p>
-            <w:proofErr w:type="spellStart"/>
             <w:r>
               <w:t>LocalEventoID</w:t>
             </w:r>
-            <w:proofErr w:type="spellEnd"/>
           </w:p>
         </w:tc>
         <w:tc>
@@ -6022,11 +5995,9 @@
             <w:tcW w:w="2180" w:type="dxa"/>
           </w:tcPr>
           <w:p>
-            <w:proofErr w:type="spellStart"/>
             <w:r>
               <w:t>Categoria</w:t>
             </w:r>
-            <w:proofErr w:type="spellEnd"/>
           </w:p>
         </w:tc>
         <w:tc>
@@ -6037,13 +6008,8 @@
             <w:pPr>
               <w:cnfStyle w:val="000000100000" w:firstRow="0" w:lastRow="0" w:firstColumn="0" w:lastColumn="0" w:oddVBand="0" w:evenVBand="0" w:oddHBand="1" w:evenHBand="0" w:firstRowFirstColumn="0" w:firstRowLastColumn="0" w:lastRowFirstColumn="0" w:lastRowLastColumn="0"/>
             </w:pPr>
-            <w:proofErr w:type="gramStart"/>
-            <w:r>
-              <w:t>VARCHAR(</w:t>
-            </w:r>
-            <w:proofErr w:type="gramEnd"/>
-            <w:r>
-              <w:t>150)</w:t>
+            <w:r>
+              <w:t>VARCHAR(150)</w:t>
             </w:r>
           </w:p>
         </w:tc>
@@ -6081,19 +6047,9 @@
             <w:pPr>
               <w:cnfStyle w:val="000000100000" w:firstRow="0" w:lastRow="0" w:firstColumn="0" w:lastColumn="0" w:oddVBand="0" w:evenVBand="0" w:oddHBand="1" w:evenHBand="0" w:firstRowFirstColumn="0" w:firstRowLastColumn="0" w:lastRowFirstColumn="0" w:lastRowLastColumn="0"/>
             </w:pPr>
-            <w:proofErr w:type="spellStart"/>
-            <w:r>
-              <w:t>Backend</w:t>
-            </w:r>
-            <w:proofErr w:type="spellEnd"/>
-            <w:r>
-              <w:t xml:space="preserve"> </w:t>
-            </w:r>
-            <w:proofErr w:type="spellStart"/>
-            <w:r>
-              <w:t>Vaope</w:t>
-            </w:r>
-            <w:proofErr w:type="spellEnd"/>
+            <w:r>
+              <w:t>Backend Vaope</w:t>
+            </w:r>
           </w:p>
         </w:tc>
       </w:tr>
@@ -6143,13 +6099,9 @@
             <w:pPr>
               <w:cnfStyle w:val="000000000000" w:firstRow="0" w:lastRow="0" w:firstColumn="0" w:lastColumn="0" w:oddVBand="0" w:evenVBand="0" w:oddHBand="0" w:evenHBand="0" w:firstRowFirstColumn="0" w:firstRowLastColumn="0" w:lastRowFirstColumn="0" w:lastRowLastColumn="0"/>
             </w:pPr>
-            <w:proofErr w:type="spellStart"/>
-            <w:proofErr w:type="gramStart"/>
             <w:r>
               <w:t>p.Stock</w:t>
             </w:r>
-            <w:proofErr w:type="spellEnd"/>
-            <w:proofErr w:type="gramEnd"/>
           </w:p>
         </w:tc>
         <w:tc>
@@ -6160,19 +6112,9 @@
             <w:pPr>
               <w:cnfStyle w:val="000000000000" w:firstRow="0" w:lastRow="0" w:firstColumn="0" w:lastColumn="0" w:oddVBand="0" w:evenVBand="0" w:oddHBand="0" w:evenHBand="0" w:firstRowFirstColumn="0" w:firstRowLastColumn="0" w:lastRowFirstColumn="0" w:lastRowLastColumn="0"/>
             </w:pPr>
-            <w:proofErr w:type="spellStart"/>
-            <w:r>
-              <w:t>Backend</w:t>
-            </w:r>
-            <w:proofErr w:type="spellEnd"/>
-            <w:r>
-              <w:t xml:space="preserve"> </w:t>
-            </w:r>
-            <w:proofErr w:type="spellStart"/>
-            <w:r>
-              <w:t>Vaope</w:t>
-            </w:r>
-            <w:proofErr w:type="spellEnd"/>
+            <w:r>
+              <w:t>Backend Vaope</w:t>
+            </w:r>
           </w:p>
         </w:tc>
       </w:tr>
@@ -6181,11 +6123,9 @@
       <w:pPr>
         <w:pStyle w:val="Ttulo2"/>
       </w:pPr>
-      <w:proofErr w:type="spellStart"/>
       <w:r>
         <w:t>DimFecha</w:t>
       </w:r>
-      <w:proofErr w:type="spellEnd"/>
     </w:p>
     <w:tbl>
       <w:tblPr>
@@ -6450,11 +6390,9 @@
             <w:tcW w:w="2269" w:type="dxa"/>
           </w:tcPr>
           <w:p>
-            <w:proofErr w:type="spellStart"/>
             <w:r>
               <w:t>Anio</w:t>
             </w:r>
-            <w:proofErr w:type="spellEnd"/>
           </w:p>
         </w:tc>
         <w:tc>
@@ -6700,11 +6638,9 @@
             <w:tcW w:w="2269" w:type="dxa"/>
           </w:tcPr>
           <w:p>
-            <w:proofErr w:type="spellStart"/>
             <w:r>
               <w:t>NombreDia</w:t>
             </w:r>
-            <w:proofErr w:type="spellEnd"/>
           </w:p>
         </w:tc>
         <w:tc>
@@ -6785,11 +6721,9 @@
             <w:tcW w:w="2269" w:type="dxa"/>
           </w:tcPr>
           <w:p>
-            <w:proofErr w:type="spellStart"/>
             <w:r>
               <w:t>NombreMes</w:t>
             </w:r>
-            <w:proofErr w:type="spellEnd"/>
           </w:p>
         </w:tc>
         <w:tc>
@@ -7395,11 +7329,9 @@
             <w:tcW w:w="2353" w:type="dxa"/>
           </w:tcPr>
           <w:p>
-            <w:proofErr w:type="spellStart"/>
             <w:r>
               <w:t>TipoOrg</w:t>
             </w:r>
-            <w:proofErr w:type="spellEnd"/>
           </w:p>
         </w:tc>
         <w:tc>
@@ -7639,11 +7571,9 @@
             <w:tcW w:w="2606" w:type="dxa"/>
           </w:tcPr>
           <w:p>
-            <w:proofErr w:type="spellStart"/>
             <w:r>
               <w:t>NomProducto</w:t>
             </w:r>
-            <w:proofErr w:type="spellEnd"/>
           </w:p>
         </w:tc>
         <w:tc>
@@ -7715,12 +7645,10 @@
             <w:tcW w:w="2606" w:type="dxa"/>
           </w:tcPr>
           <w:p>
-            <w:proofErr w:type="spellStart"/>
             <w:r>
               <w:lastRenderedPageBreak/>
               <w:t>CategoriaProducto</w:t>
             </w:r>
-            <w:proofErr w:type="spellEnd"/>
           </w:p>
         </w:tc>
         <w:tc>
@@ -7789,11 +7717,9 @@
             <w:tcW w:w="2606" w:type="dxa"/>
           </w:tcPr>
           <w:p>
-            <w:proofErr w:type="spellStart"/>
             <w:r>
               <w:t>TipoOrigen</w:t>
             </w:r>
-            <w:proofErr w:type="spellEnd"/>
           </w:p>
         </w:tc>
         <w:tc>
@@ -9411,11 +9337,9 @@
       <w:pPr>
         <w:pStyle w:val="Ttulo2"/>
       </w:pPr>
-      <w:proofErr w:type="spellStart"/>
       <w:r>
         <w:t>FactEgresosDetalle</w:t>
       </w:r>
-      <w:proofErr w:type="spellEnd"/>
     </w:p>
     <w:tbl>
       <w:tblPr>
@@ -13333,11 +13257,9 @@
             <w:tcW w:w="2480" w:type="dxa"/>
           </w:tcPr>
           <w:p>
-            <w:proofErr w:type="spellStart"/>
             <w:r>
               <w:t>EventoID</w:t>
             </w:r>
-            <w:proofErr w:type="spellEnd"/>
           </w:p>
         </w:tc>
         <w:tc>
